--- a/reports/C3_S5_LR05_Шаблон_отчёта.docx
+++ b/reports/C3_S5_LR05_Шаблон_отчёта.docx
@@ -827,7 +827,7 @@
                 <w:color w:val="000000"/>
                 <w:sz w:val="26"/>
               </w:rPr>
-              <w:t>Идентификаторы, источники и трассируемость</w:t>
+              <w:t>Реестр бизнес правил предметной области</w:t>
             </w:r>
           </w:p>
         </w:tc>
@@ -1970,7 +1970,7 @@
                 <w:color w:val="000000"/>
                 <w:sz w:val="18"/>
               </w:rPr>
-              <w:t>Идентификаторы, источники и трассируемость</w:t>
+              <w:t>Реестр бизнес правил предметной области</w:t>
             </w:r>
           </w:p>
         </w:tc>
@@ -2021,7 +2021,7 @@
                 <w:color w:val="000000"/>
                 <w:sz w:val="18"/>
               </w:rPr>
-              <w:t>Стабилизировать реестр и построить первую трассу от источника к проверке.</w:t>
+              <w:t>Составить реестр бизнес-правил с источниками и способами проверки.</w:t>
             </w:r>
           </w:p>
         </w:tc>
@@ -2072,7 +2072,7 @@
                 <w:color w:val="000000"/>
                 <w:sz w:val="18"/>
               </w:rPr>
-              <w:t>Назначать устойчивые ID, управлять источниками и находить разрывы трассировки.</w:t>
+              <w:t>Выделять условие, обязанность или запрет, наблюдаемый результат и подбирать проверку для каждого правила.</w:t>
             </w:r>
           </w:p>
         </w:tc>
@@ -2123,7 +2123,7 @@
                 <w:color w:val="000000"/>
                 <w:sz w:val="18"/>
               </w:rPr>
-              <w:t>Реестр с устойчивыми ID и фрагмент матрицы трассируемости</w:t>
+              <w:t>Реестр бизнес-правил предметной области</w:t>
             </w:r>
           </w:p>
         </w:tc>
@@ -2190,7 +2190,7 @@
     </w:p>
     <w:p>
       <w:r>
-        <w:t>После обсуждения формулировки изменились, а ссылки в макетах и заметках перестали совпадать. Нужна схема идентификации, которая переживает редактуру.</w:t>
+        <w:t>Правила резервирования, контроля маркировки, отмены и полномочий распределены между брифингом, формами и пояснениями сотрудников; часть записей смешана с интерфейсными решениями.</w:t>
       </w:r>
     </w:p>
     <w:p>
@@ -2213,7 +2213,7 @@
           <w:color w:val="000000"/>
           <w:sz w:val="22"/>
         </w:rPr>
-        <w:t>Классифицированный реестр.</w:t>
+        <w:t>Документы заказчика и реестр LR02.</w:t>
       </w:r>
     </w:p>
     <w:p>
@@ -2228,7 +2228,7 @@
           <w:color w:val="000000"/>
           <w:sz w:val="22"/>
         </w:rPr>
-        <w:t>Три источника с кодами BRF, FRM и INT.</w:t>
+        <w:t>Глоссарий и сущности-кандидаты LR04.</w:t>
       </w:r>
     </w:p>
     <w:p>
@@ -2243,7 +2243,7 @@
           <w:color w:val="000000"/>
           <w:sz w:val="22"/>
         </w:rPr>
-        <w:t>Черновик проектного решения.</w:t>
+        <w:t>Набор позитивных и негативных ситуаций варианта.</w:t>
       </w:r>
     </w:p>
     <w:p>
@@ -2258,7 +2258,7 @@
           <w:color w:val="000000"/>
           <w:sz w:val="22"/>
         </w:rPr>
-        <w:t>Два требования с общим предложением-источником.</w:t>
+        <w:t>Два противоречащих друг другу пояснения сотрудников.</w:t>
       </w:r>
     </w:p>
     <w:p>
@@ -2317,7 +2317,7 @@
         <w:pStyle w:val="2"/>
       </w:pPr>
       <w:r>
-        <w:t>Реестр с устойчивыми ID и фрагмент матрицы трассируемости</w:t>
+        <w:t>Реестр бизнес-правил предметной области</w:t>
       </w:r>
     </w:p>
     <w:p>
@@ -2369,7 +2369,7 @@
                 <w:color w:val="000000"/>
                 <w:sz w:val="18"/>
               </w:rPr>
-              <w:t>ID требования</w:t>
+              <w:t>ID правила</w:t>
             </w:r>
           </w:p>
         </w:tc>
@@ -2397,7 +2397,35 @@
                 <w:color w:val="000000"/>
                 <w:sz w:val="18"/>
               </w:rPr>
-              <w:t>Версия</w:t>
+              <w:t>Формулировка</w:t>
+            </w:r>
+          </w:p>
+        </w:tc>
+        <w:tc>
+          <w:tcPr>
+            <w:tcW w:type="dxa" w:w="1559"/>
+            <w:vAlign w:val="center"/>
+            <w:tcMar>
+              <w:top w:w="100" w:type="dxa"/>
+              <w:left w:w="120" w:type="dxa"/>
+              <w:bottom w:w="100" w:type="dxa"/>
+              <w:right w:w="120" w:type="dxa"/>
+            </w:tcMar>
+            <w:shd w:fill="E7E7EA"/>
+          </w:tcPr>
+          <w:p>
+            <w:pPr>
+              <w:jc w:val="center"/>
+            </w:pPr>
+            <w:r>
+              <w:rPr>
+                <w:rFonts w:ascii="Times New Roman" w:hAnsi="Times New Roman" w:eastAsia="Times New Roman"/>
+                <w:b/>
+                <w:i w:val="0"/>
+                <w:color w:val="000000"/>
+                <w:sz w:val="18"/>
+              </w:rPr>
+              <w:t>Условие</w:t>
             </w:r>
           </w:p>
         </w:tc>
@@ -2453,7 +2481,7 @@
                 <w:color w:val="000000"/>
                 <w:sz w:val="18"/>
               </w:rPr>
-              <w:t>Решение</w:t>
+              <w:t>Способ проверки</w:t>
             </w:r>
           </w:p>
         </w:tc>
@@ -2481,35 +2509,7 @@
                 <w:color w:val="000000"/>
                 <w:sz w:val="18"/>
               </w:rPr>
-              <w:t>Проверка</w:t>
-            </w:r>
-          </w:p>
-        </w:tc>
-        <w:tc>
-          <w:tcPr>
-            <w:tcW w:type="dxa" w:w="1559"/>
-            <w:vAlign w:val="center"/>
-            <w:tcMar>
-              <w:top w:w="100" w:type="dxa"/>
-              <w:left w:w="120" w:type="dxa"/>
-              <w:bottom w:w="100" w:type="dxa"/>
-              <w:right w:w="120" w:type="dxa"/>
-            </w:tcMar>
-            <w:shd w:fill="E7E7EA"/>
-          </w:tcPr>
-          <w:p>
-            <w:pPr>
-              <w:jc w:val="center"/>
-            </w:pPr>
-            <w:r>
-              <w:rPr>
-                <w:rFonts w:ascii="Times New Roman" w:hAnsi="Times New Roman" w:eastAsia="Times New Roman"/>
-                <w:b/>
-                <w:i w:val="0"/>
-                <w:color w:val="000000"/>
-                <w:sz w:val="18"/>
-              </w:rPr>
-              <w:t>Статус связи</w:t>
+              <w:t>Ожидаемое доказательство</w:t>
             </w:r>
           </w:p>
         </w:tc>
@@ -3324,7 +3324,7 @@
           <w:color w:val="000000"/>
           <w:sz w:val="24"/>
         </w:rPr>
-        <w:t>Какой уровень детализации ID сохранит трассируемость и не раздробит смысл?</w:t>
+        <w:t>Как проверить каждое правило и какое противоречие требует решения заказчика?</w:t>
       </w:r>
     </w:p>
     <w:tbl>
@@ -3994,7 +3994,7 @@
         <w:pStyle w:val="2"/>
       </w:pPr>
       <w:r>
-        <w:t>Критерии LMS · 10 баллов</w:t>
+        <w:t>Критерии LMS · 5 баллов</w:t>
       </w:r>
     </w:p>
     <w:tbl>
@@ -4120,7 +4120,7 @@
                 <w:color w:val="000000"/>
                 <w:sz w:val="17"/>
               </w:rPr>
-              <w:t>4</w:t>
+              <w:t>2</w:t>
             </w:r>
           </w:p>
         </w:tc>
@@ -4174,7 +4174,7 @@
                 <w:color w:val="000000"/>
                 <w:sz w:val="17"/>
               </w:rPr>
-              <w:t>Соглашение об ID, обновлённый реестр и не менее 8 трасс с отмеченными разрывами.</w:t>
+              <w:t>Реестр из 10–14 правил с точными источниками, позитивной или негативной проверкой и ожидаемым доказательством.</w:t>
             </w:r>
           </w:p>
         </w:tc>
@@ -4203,7 +4203,7 @@
                 <w:color w:val="000000"/>
                 <w:sz w:val="17"/>
               </w:rPr>
-              <w:t>2</w:t>
+              <w:t>1</w:t>
             </w:r>
           </w:p>
         </w:tc>
@@ -4286,7 +4286,7 @@
                 <w:color w:val="000000"/>
                 <w:sz w:val="17"/>
               </w:rPr>
-              <w:t>2</w:t>
+              <w:t>1</w:t>
             </w:r>
           </w:p>
         </w:tc>
@@ -4369,7 +4369,7 @@
                 <w:color w:val="000000"/>
                 <w:sz w:val="17"/>
               </w:rPr>
-              <w:t>1</w:t>
+              <w:t>0,5</w:t>
             </w:r>
           </w:p>
         </w:tc>
@@ -4423,7 +4423,7 @@
                 <w:color w:val="000000"/>
                 <w:sz w:val="17"/>
               </w:rPr>
-              <w:t>По любой строке можно перейти к источнику, решению и проверке без поиска по похожему тексту.</w:t>
+              <w:t>Правило отделено от способа реализации, содержит проверяемое условие и связано с местом в документах заказчика.</w:t>
             </w:r>
           </w:p>
         </w:tc>
@@ -4452,7 +4452,7 @@
                 <w:color w:val="000000"/>
                 <w:sz w:val="17"/>
               </w:rPr>
-              <w:t>1</w:t>
+              <w:t>0,5</w:t>
             </w:r>
           </w:p>
         </w:tc>
@@ -4903,7 +4903,7 @@
             <w:color w:val="4056B5"/>
             <w:u w:val="single"/>
           </w:rPr>
-          <w:t>Лекция: Допущения и трассируемость</w:t>
+          <w:t>Лекция: Бизнес-правила</w:t>
         </w:r>
       </w:hyperlink>
     </w:p>
@@ -4915,7 +4915,7 @@
             <w:color w:val="4056B5"/>
             <w:u w:val="single"/>
           </w:rPr>
-          <w:t>Лекция: Карта артефактов</w:t>
+          <w:t>Лекция: Источники требований</w:t>
         </w:r>
       </w:hyperlink>
     </w:p>
@@ -4927,12 +4927,24 @@
             <w:color w:val="4056B5"/>
             <w:u w:val="single"/>
           </w:rPr>
+          <w:t>Лекция: Качество требований</w:t>
+        </w:r>
+      </w:hyperlink>
+    </w:p>
+    <w:p>
+      <w:hyperlink r:id="rId14">
+        <w:r>
+          <w:rPr>
+            <w:rFonts w:ascii="Times New Roman" w:hAnsi="Times New Roman"/>
+            <w:color w:val="4056B5"/>
+            <w:u w:val="single"/>
+          </w:rPr>
           <w:t>Материалы учебного кейса</w:t>
         </w:r>
       </w:hyperlink>
     </w:p>
     <w:p>
-      <w:hyperlink r:id="rId14">
+      <w:hyperlink r:id="rId15">
         <w:r>
           <w:rPr>
             <w:rFonts w:ascii="Times New Roman" w:hAnsi="Times New Roman"/>
